--- a/benchmark/outputs/gold/ocr_scan_005_B.docx
+++ b/benchmark/outputs/gold/ocr_scan_005_B.docx
@@ -3,48 +3,61 @@
 <w:document xmlns:wpc="http://schemas.microsoft.com/office/word/2010/wordprocessingCanvas" xmlns:mo="http://schemas.microsoft.com/office/mac/office/2008/main" xmlns:mc="http://schemas.openxmlformats.org/markup-compatibility/2006" xmlns:mv="urn:schemas-microsoft-com:mac:vml" xmlns:o="urn:schemas-microsoft-com:office:office" xmlns:r="http://schemas.openxmlformats.org/officeDocument/2006/relationships" xmlns:m="http://schemas.openxmlformats.org/officeDocument/2006/math" xmlns:v="urn:schemas-microsoft-com:vml" xmlns:wp14="http://schemas.microsoft.com/office/word/2010/wordprocessingDrawing" xmlns:wp="http://schemas.openxmlformats.org/drawingml/2006/wordprocessingDrawing" xmlns:w10="urn:schemas-microsoft-com:office:word" xmlns:w="http://schemas.openxmlformats.org/wordprocessingml/2006/main" xmlns:w14="http://schemas.microsoft.com/office/word/2010/wordml" xmlns:wpg="http://schemas.microsoft.com/office/word/2010/wordprocessingGroup" xmlns:wpi="http://schemas.microsoft.com/office/word/2010/wordprocessingInk" xmlns:wne="http://schemas.microsoft.com/office/word/2006/wordml" xmlns:wps="http://schemas.microsoft.com/office/word/2010/wordprocessingShape" mc:Ignorable="w14 wp14">
   <w:body>
     <w:p>
+      <w:pPr>
+        <w:pStyle w:val="Heading1"/>
+      </w:pPr>
       <w:r>
         <w:t>JUNCTION DYNAMICS INTEROFFICE MEMORANDUM</w:t>
       </w:r>
     </w:p>
     <w:p>
       <w:r>
-        <w:t>DATE: Jan 24, 2022 TOs Chloe Patel FROM: Chloe Kowalski</w:t>
+        <w:t>DATE:</w:t>
       </w:r>
     </w:p>
     <w:p>
       <w:r>
-        <w:t>SUBJECT: Meeting follow-up</w:t>
+        <w:t>Jan 24, 2022</w:t>
       </w:r>
     </w:p>
     <w:p>
       <w:r>
-        <w:t>From initial planning through final handoff, a dedicated coordinator Manages every detail. Clients rely on us for clear communication,</w:t>
+        <w:t>TO:</w:t>
       </w:r>
     </w:p>
     <w:p>
       <w:r>
-        <w:t>transparent pricing, and dependable delivery.</w:t>
+        <w:t>Chloe Patel</w:t>
       </w:r>
     </w:p>
     <w:p>
       <w:r>
-        <w:t>Flexible service plans let you scale support up OF down as your needs change. We combine practical experience with modern tooling to keep projects on time and on budget. Every engagement starts with a</w:t>
+        <w:t>FROM:</w:t>
       </w:r>
     </w:p>
     <w:p>
       <w:r>
-        <w:t>detailed assessment of your current operations.</w:t>
+        <w:t>Chloe Kowalski</w:t>
       </w:r>
     </w:p>
     <w:p>
       <w:r>
-        <w:t>From initial planning through final handoff, a dedicated coordinator manages every detail. Quarterly reviews keep your goals front and center throughout the engagement. Clients rely on us for clear</w:t>
+        <w:t>SUBJECT:Meeting follow-up</w:t>
       </w:r>
     </w:p>
     <w:p>
       <w:r>
-        <w:t>communication, transparent pricing, and dependable delivery.</w:t>
+        <w:t>From initial planning through final handoff, a dedicated coordinator manages every detail. Clients rely on us for clear communication, transparent pricing, and dependable delivery.</w:t>
+      </w:r>
+    </w:p>
+    <w:p>
+      <w:r>
+        <w:t>Flexible service plans let you scale support up or down as your needs change. We combine practical experience with modern tooling to keep projects on time and on budget. Every engagement starts with a detailed assessment of your current operations.</w:t>
+      </w:r>
+    </w:p>
+    <w:p>
+      <w:r>
+        <w:t>From initial planning through final handoff, a dedicated coordinator manages every detail. Quarterly reviews keep your goals front and center throughout the engagement. Clients rely on us for clear communication, transparent pricing, and dependable delivery.</w:t>
       </w:r>
     </w:p>
     <w:p>
